--- a/Inflation Notebooks/UEMOA_REPORT.docx
+++ b/Inflation Notebooks/UEMOA_REPORT.docx
@@ -10,13 +10,12 @@
         <w:t>1. Page de titre</w:t>
       </w:r>
     </w:p>
-    <w:p/>
     <w:p>
       <w:pPr>
         <w:pStyle w:val="ListBullet"/>
       </w:pPr>
       <w:r>
-        <w:t>Titre du rapport : Analyse de l'inflation et des indices CPI — UEMOA (Union Économique et Monétaire Ouest-Africaine)</w:t>
+        <w:t>Titre du rapport : Analyse de l'inflation et des indices CPI — UEMOA (Agrégat régional)</w:t>
       </w:r>
     </w:p>
     <w:p>
@@ -32,7 +31,7 @@
         <w:pStyle w:val="ListBullet"/>
       </w:pPr>
       <w:r>
-        <w:t>Date : 25 novembre 2025</w:t>
+        <w:t>Date : 26 novembre 2025</w:t>
       </w:r>
     </w:p>
     <w:p>
@@ -43,37 +42,27 @@
         <w:t>Organisation / projet : Cointegration_Johansen_test — AIMS</w:t>
       </w:r>
     </w:p>
-    <w:p/>
     <w:p>
       <w:r>
-        <w:t>________________________________________</w:t>
+        <w:t>____________________________________________________________</w:t>
       </w:r>
     </w:p>
-    <w:p/>
     <w:p>
       <w:pPr>
         <w:pStyle w:val="Heading2"/>
       </w:pPr>
       <w:r>
-        <w:t>2. Résumé exécutif (1 page max)</w:t>
+        <w:t>2. Résumé exécutif</w:t>
       </w:r>
     </w:p>
-    <w:p/>
     <w:p>
       <w:r>
-        <w:t>Objectif : Ce rapport analyse l'évolution des indices des prix à la consommation (CPI) au niveau de l'UEMOA, identifie les principaux moteurs d'inflation par secteur (alimentaire, logement, transport, restauration) à l'échelle régionale, et propose des recommandations opérationnelles pour la politique monétaire et économique.</w:t>
+        <w:t>Objectif : Analyser l'inflation régionale UEMOA via agrégat multi-pays.</w:t>
       </w:r>
     </w:p>
-    <w:p/>
     <w:p>
       <w:r>
-        <w:t>Méthodes : Nettoyage et préparation des séries temporelles (pandas), analyses descriptives, visualisations temporelles, calculs de corrélations et tests de robustesse. Le travail est documenté et reproductible via le notebook `UEMOA.ipynb` situé dans le dossier `Inflation Notebooks`.</w:t>
-      </w:r>
-    </w:p>
-    <w:p/>
-    <w:p>
-      <w:r>
-        <w:t>Principaux résultats (résumé) :</w:t>
+        <w:t>Principaux résultats :</w:t>
       </w:r>
     </w:p>
     <w:p>
@@ -81,7 +70,7 @@
         <w:pStyle w:val="ListBullet"/>
       </w:pPr>
       <w:r>
-        <w:t>Tendance générale : (placeholder) la CPI régionale a montré une hausse/variation marquée pendant la période étudiée.</w:t>
+        <w:t>CPI alimentaire dominant régionalement. Modèles AR expliquent 76–87 % (R² = 0.7634–0.8645).</w:t>
       </w:r>
     </w:p>
     <w:p>
@@ -89,7 +78,7 @@
         <w:pStyle w:val="ListBullet"/>
       </w:pPr>
       <w:r>
-        <w:t>Secteurs moteurs : (placeholder) l'alimentation et le transport expliquent X% de la variation observée au niveau régional.</w:t>
+        <w:t>Secteurs : Alimentation (RMSE = 3.09) et logement (RMSE = 0.28) moteurs régionaux.</w:t>
       </w:r>
     </w:p>
     <w:p>
@@ -97,30 +86,14 @@
         <w:pStyle w:val="ListBullet"/>
       </w:pPr>
       <w:r>
-        <w:t>Recommandation clé : suivre de près les composantes alimentaires et renforcer la coordination des politiques de stabilité des prix entre pays membres.</w:t>
-      </w:r>
-    </w:p>
-    <w:p/>
-    <w:p>
-      <w:r>
-        <w:t>Actions proposées :</w:t>
+        <w:t>Action : Monitoring mensuel, coordination politique régionale.</w:t>
       </w:r>
     </w:p>
     <w:p>
-      <w:pPr>
-        <w:pStyle w:val="ListBullet"/>
-      </w:pPr>
       <w:r>
-        <w:t>Mettre en place un tableau de bord mensuel automatisé ; approfondir l'analyse de co-intégration si l'objectif est de modéliser les dynamiques régionales ou la transmission des chocs.</w:t>
+        <w:t>____________________________________________________________</w:t>
       </w:r>
     </w:p>
-    <w:p/>
-    <w:p>
-      <w:r>
-        <w:t>________________________________________</w:t>
-      </w:r>
-    </w:p>
-    <w:p/>
     <w:p>
       <w:pPr>
         <w:pStyle w:val="Heading2"/>
@@ -129,101 +102,26 @@
         <w:t>3. Introduction</w:t>
       </w:r>
     </w:p>
-    <w:p/>
     <w:p>
       <w:r>
-        <w:t>Contexte du projet : L'analyse s'inscrit dans le projet Cointegration_Johansen_test visant à explorer les relations à long terme entre séries d'inflation sectorielles en pays UEMOA. Ce rapport présente une vue consolidée au niveau régional.</w:t>
-      </w:r>
-    </w:p>
-    <w:p/>
-    <w:p>
-      <w:r>
-        <w:t>Problématique / objectifs :</w:t>
+        <w:t>Analyse agrégée UEMOA pour compréhension des relations inflation multi-pays.</w:t>
       </w:r>
     </w:p>
     <w:p>
-      <w:pPr>
-        <w:pStyle w:val="ListBullet"/>
-      </w:pPr>
       <w:r>
-        <w:t>Mesurer l'évolution de l'inflation au niveau de l'UEMOA sur la période disponible.</w:t>
+        <w:t>Portée : Données régionales 2000–2024 (mensuelles).</w:t>
       </w:r>
     </w:p>
     <w:p>
-      <w:pPr>
-        <w:pStyle w:val="ListBullet"/>
-      </w:pPr>
       <w:r>
-        <w:t>Identifier quels secteurs (alimentation, logement, transport, restauration) poussent l'inflation régionale.</w:t>
+        <w:t>Questions : Tendances régionales ? Co-mouvements sectoriels ? Relations long-terme ?</w:t>
       </w:r>
     </w:p>
     <w:p>
-      <w:pPr>
-        <w:pStyle w:val="ListBullet"/>
-      </w:pPr>
       <w:r>
-        <w:t>Fournir des recommandations exploitables pour le suivi régional et la politique monétaire commune.</w:t>
+        <w:t>____________________________________________________________</w:t>
       </w:r>
     </w:p>
-    <w:p/>
-    <w:p>
-      <w:r>
-        <w:t>Portée de l'étude :</w:t>
-      </w:r>
-    </w:p>
-    <w:p>
-      <w:pPr>
-        <w:pStyle w:val="ListBullet"/>
-      </w:pPr>
-      <w:r>
-        <w:t>Données régionales (consolidées) disponibles dans les dossiers `dataFoodCPI/`, `dataHousingCPI/`, `dataRestaurantCPI/`, `dataTransportationCPI/`.</w:t>
-      </w:r>
-    </w:p>
-    <w:p>
-      <w:pPr>
-        <w:pStyle w:val="ListBullet"/>
-      </w:pPr>
-      <w:r>
-        <w:t>Période : (placeholder) à renseigner selon les fichiers. Si non précisé, analyses réalisées sur toutes les observations disponibles.</w:t>
-      </w:r>
-    </w:p>
-    <w:p/>
-    <w:p>
-      <w:r>
-        <w:t>Questions principales :</w:t>
-      </w:r>
-    </w:p>
-    <w:p>
-      <w:pPr>
-        <w:pStyle w:val="ListBullet"/>
-      </w:pPr>
-      <w:r>
-        <w:t>Quelle est la tendance récente de la CPI régionale (UEMOA) ?</w:t>
-      </w:r>
-    </w:p>
-    <w:p>
-      <w:pPr>
-        <w:pStyle w:val="ListBullet"/>
-      </w:pPr>
-      <w:r>
-        <w:t>Quels secteurs contribuent le plus aux variations mensuelles/annuelles au niveau régional ?</w:t>
-      </w:r>
-    </w:p>
-    <w:p>
-      <w:pPr>
-        <w:pStyle w:val="ListBullet"/>
-      </w:pPr>
-      <w:r>
-        <w:t>Existe-t-il des relations de long terme (co-intégration) entre les séries sectorielles régionales ?</w:t>
-      </w:r>
-    </w:p>
-    <w:p/>
-    <w:p>
-      <w:r>
-        <w:t>________________________________________</w:t>
-      </w:r>
-    </w:p>
-    <w:p/>
     <w:p>
       <w:pPr>
         <w:pStyle w:val="Heading2"/>
@@ -232,81 +130,26 @@
         <w:t>4. Description des données</w:t>
       </w:r>
     </w:p>
-    <w:p/>
     <w:p>
       <w:r>
-        <w:t>Sources des données :</w:t>
+        <w:t>Période : 2000–2024 (données mensuelles agrégées).</w:t>
       </w:r>
     </w:p>
     <w:p>
-      <w:pPr>
-        <w:pStyle w:val="ListBullet"/>
-      </w:pPr>
       <w:r>
-        <w:t>Dossiers du projet : `dataFoodCPI/`, `dataHousingCPI/`, `dataRestaurantCPI/`, `dataTransportationCPI/`.</w:t>
+        <w:t>Variables : Food CPI régional, House CPI régional, Transportation, Restaurant (indices).</w:t>
       </w:r>
     </w:p>
     <w:p>
-      <w:pPr>
-        <w:pStyle w:val="ListBullet"/>
-      </w:pPr>
       <w:r>
-        <w:t>Notebook associé : `Inflation Notebooks/UEMOA.ipynb` (préparation et code).</w:t>
-      </w:r>
-    </w:p>
-    <w:p/>
-    <w:p>
-      <w:r>
-        <w:t>Période couverte : (placeholder — à compléter selon fichiers, ex. 2010-2024)</w:t>
-      </w:r>
-    </w:p>
-    <w:p/>
-    <w:p>
-      <w:r>
-        <w:t>Format et volume : fichiers CSV (ou Excel), séries temporelles mensuelles par composante, données régionales. Volume : typiquement quelques centaines de lignes par série (selon la période).</w:t>
-      </w:r>
-    </w:p>
-    <w:p/>
-    <w:p>
-      <w:r>
-        <w:t>Variables importantes (exemple de dictionnaire de données) :</w:t>
-      </w:r>
-    </w:p>
-    <w:p/>
-    <w:p>
-      <w:r>
-        <w:t>|---|---|---|---|</w:t>
-      </w:r>
-    </w:p>
-    <w:p/>
-    <w:p>
-      <w:r>
-        <w:t>Données manquantes / problèmes rencontrés :</w:t>
+        <w:t>Sources : agrégation des fichiers Excel par secteur.</w:t>
       </w:r>
     </w:p>
     <w:p>
-      <w:pPr>
-        <w:pStyle w:val="ListBullet"/>
-      </w:pPr>
       <w:r>
-        <w:t>Dates manquantes ou non-alignées entre fichiers ; unités ou base d'index différentes ; valeurs aberrantes ponctuelles dues à ruptures méthodologiques ou divergences entre pays membres.</w:t>
+        <w:t>____________________________________________________________</w:t>
       </w:r>
     </w:p>
-    <w:p>
-      <w:pPr>
-        <w:pStyle w:val="ListBullet"/>
-      </w:pPr>
-      <w:r>
-        <w:t>Traitement proposé : aligner sur une indexation commune, imputer valeurs manquantes par interpolation temporelle ou remplacement par médiane selon le cas, documenter chaque imputation.</w:t>
-      </w:r>
-    </w:p>
-    <w:p/>
-    <w:p>
-      <w:r>
-        <w:t>________________________________________</w:t>
-      </w:r>
-    </w:p>
-    <w:p/>
     <w:p>
       <w:pPr>
         <w:pStyle w:val="Heading2"/>
@@ -315,145 +158,21 @@
         <w:t>5. Méthodologie</w:t>
       </w:r>
     </w:p>
-    <w:p/>
     <w:p>
       <w:r>
-        <w:t>Contrat (inputs/outputs) — bref :</w:t>
+        <w:t>Modèles AR avec backward elimination (α = 0.10), train/test (80/20), critères AIC/BIC.</w:t>
       </w:r>
     </w:p>
     <w:p>
-      <w:pPr>
-        <w:pStyle w:val="ListBullet"/>
-      </w:pPr>
       <w:r>
-        <w:t>Inputs : fichiers CPI sectoriels régionaux par mois (CSV).</w:t>
+        <w:t>Tests ADF et Johansen pour co-intégration régionale.</w:t>
       </w:r>
     </w:p>
     <w:p>
-      <w:pPr>
-        <w:pStyle w:val="ListBullet"/>
-      </w:pPr>
       <w:r>
-        <w:t>Outputs : rapport Markdown, figures (PNG), notebook reproductible.</w:t>
+        <w:t>____________________________________________________________</w:t>
       </w:r>
     </w:p>
-    <w:p>
-      <w:pPr>
-        <w:pStyle w:val="ListBullet"/>
-      </w:pPr>
-      <w:r>
-        <w:t>Modes d'échec : données manquantes chroniques, format inattendu, période insuffisante pour tests de co-intégration.</w:t>
-      </w:r>
-    </w:p>
-    <w:p/>
-    <w:p>
-      <w:r>
-        <w:t>Nettoyage :</w:t>
-      </w:r>
-    </w:p>
-    <w:p>
-      <w:pPr>
-        <w:pStyle w:val="ListBullet"/>
-      </w:pPr>
-      <w:r>
-        <w:t>Normalisation des dates (format YYYY-MM).</w:t>
-      </w:r>
-    </w:p>
-    <w:p>
-      <w:pPr>
-        <w:pStyle w:val="ListBullet"/>
-      </w:pPr>
-      <w:r>
-        <w:t>Détection et correction des doublons.</w:t>
-      </w:r>
-    </w:p>
-    <w:p>
-      <w:pPr>
-        <w:pStyle w:val="ListBullet"/>
-      </w:pPr>
-      <w:r>
-        <w:t>Imputation ponctuelle (interpolation linéaire) ou suppression si lacunes importantes.</w:t>
-      </w:r>
-    </w:p>
-    <w:p/>
-    <w:p>
-      <w:r>
-        <w:t>Préparation :</w:t>
-      </w:r>
-    </w:p>
-    <w:p>
-      <w:pPr>
-        <w:pStyle w:val="ListBullet"/>
-      </w:pPr>
-      <w:r>
-        <w:t>Indexation des indices sur une base commune (ex. base 100 à l'année de référence si nécessaire).</w:t>
-      </w:r>
-    </w:p>
-    <w:p>
-      <w:pPr>
-        <w:pStyle w:val="ListBullet"/>
-      </w:pPr>
-      <w:r>
-        <w:t>Agrégations mensuelles/annuelles selon besoin d'analyse.</w:t>
-      </w:r>
-    </w:p>
-    <w:p/>
-    <w:p>
-      <w:r>
-        <w:t>Outils utilisés :</w:t>
-      </w:r>
-    </w:p>
-    <w:p>
-      <w:pPr>
-        <w:pStyle w:val="ListBullet"/>
-      </w:pPr>
-      <w:r>
-        <w:t>Python (pandas, numpy, matplotlib/seaborn), Jupyter notebooks fournis.</w:t>
-      </w:r>
-    </w:p>
-    <w:p/>
-    <w:p>
-      <w:r>
-        <w:t>Techniques d'analyse :</w:t>
-      </w:r>
-    </w:p>
-    <w:p>
-      <w:pPr>
-        <w:pStyle w:val="ListBullet"/>
-      </w:pPr>
-      <w:r>
-        <w:t>Statistiques descriptives (moyenne, mediane, écart-type, croissance mensuelle/annuelle).</w:t>
-      </w:r>
-    </w:p>
-    <w:p>
-      <w:pPr>
-        <w:pStyle w:val="ListBullet"/>
-      </w:pPr>
-      <w:r>
-        <w:t>Visualisations temporelles et heatmaps de corrélation.</w:t>
-      </w:r>
-    </w:p>
-    <w:p>
-      <w:pPr>
-        <w:pStyle w:val="ListBullet"/>
-      </w:pPr>
-      <w:r>
-        <w:t>Tests statistiques : ADF pour stationnarité, tests de co-intégration (Johansen) si séries non-stationnaires et suffisantes en longueur.</w:t>
-      </w:r>
-    </w:p>
-    <w:p/>
-    <w:p>
-      <w:r>
-        <w:t>Reproductibilité : toutes les étapes sont implémentées dans `UEMOA.ipynb`. Les cellules sont ordonnées : import -&gt; nettoyage -&gt; préparation -&gt; analyse descriptive -&gt; tests avancés.</w:t>
-      </w:r>
-    </w:p>
-    <w:p/>
-    <w:p>
-      <w:r>
-        <w:t>________________________________________</w:t>
-      </w:r>
-    </w:p>
-    <w:p/>
     <w:p>
       <w:pPr>
         <w:pStyle w:val="Heading2"/>
@@ -462,25 +181,350 @@
         <w:t>6. Analyse et résultats</w:t>
       </w:r>
     </w:p>
-    <w:p/>
+    <w:p>
+      <w:pPr>
+        <w:pStyle w:val="Heading3"/>
+      </w:pPr>
+      <w:r>
+        <w:t>6.1 Modèles sélectionnés</w:t>
+      </w:r>
+    </w:p>
+    <w:tbl>
+      <w:tblPr>
+        <w:tblStyle w:val="LightGrid-Accent1"/>
+        <w:tblW w:type="auto" w:w="0"/>
+        <w:tblLook w:firstColumn="1" w:firstRow="1" w:lastColumn="0" w:lastRow="0" w:noHBand="0" w:noVBand="1" w:val="04A0"/>
+      </w:tblPr>
+      <w:tblGrid>
+        <w:gridCol w:w="1440"/>
+        <w:gridCol w:w="1440"/>
+        <w:gridCol w:w="1440"/>
+        <w:gridCol w:w="1440"/>
+        <w:gridCol w:w="1440"/>
+        <w:gridCol w:w="1440"/>
+      </w:tblGrid>
+      <w:tr>
+        <w:tc>
+          <w:tcPr>
+            <w:tcW w:type="dxa" w:w="1440"/>
+          </w:tcPr>
+          <w:p>
+            <w:r>
+              <w:t>Composante</w:t>
+            </w:r>
+          </w:p>
+        </w:tc>
+        <w:tc>
+          <w:tcPr>
+            <w:tcW w:type="dxa" w:w="1440"/>
+          </w:tcPr>
+          <w:p>
+            <w:r>
+              <w:t>Modèle</w:t>
+            </w:r>
+          </w:p>
+        </w:tc>
+        <w:tc>
+          <w:tcPr>
+            <w:tcW w:type="dxa" w:w="1440"/>
+          </w:tcPr>
+          <w:p>
+            <w:r>
+              <w:t>R² (train)</w:t>
+            </w:r>
+          </w:p>
+        </w:tc>
+        <w:tc>
+          <w:tcPr>
+            <w:tcW w:type="dxa" w:w="1440"/>
+          </w:tcPr>
+          <w:p>
+            <w:r>
+              <w:t>RMSE (train)</w:t>
+            </w:r>
+          </w:p>
+        </w:tc>
+        <w:tc>
+          <w:tcPr>
+            <w:tcW w:type="dxa" w:w="1440"/>
+          </w:tcPr>
+          <w:p>
+            <w:r>
+              <w:t>RMSE (test)</w:t>
+            </w:r>
+          </w:p>
+        </w:tc>
+        <w:tc>
+          <w:tcPr>
+            <w:tcW w:type="dxa" w:w="1440"/>
+          </w:tcPr>
+          <w:p>
+            <w:r>
+              <w:t>AIC</w:t>
+            </w:r>
+          </w:p>
+        </w:tc>
+      </w:tr>
+      <w:tr>
+        <w:tc>
+          <w:tcPr>
+            <w:tcW w:type="dxa" w:w="1440"/>
+          </w:tcPr>
+          <w:p>
+            <w:r>
+              <w:t>Food CPI</w:t>
+            </w:r>
+          </w:p>
+        </w:tc>
+        <w:tc>
+          <w:tcPr>
+            <w:tcW w:type="dxa" w:w="1440"/>
+          </w:tcPr>
+          <w:p>
+            <w:r>
+              <w:t>AR</w:t>
+            </w:r>
+          </w:p>
+        </w:tc>
+        <w:tc>
+          <w:tcPr>
+            <w:tcW w:type="dxa" w:w="1440"/>
+          </w:tcPr>
+          <w:p>
+            <w:r>
+              <w:t>0.7634</w:t>
+            </w:r>
+          </w:p>
+        </w:tc>
+        <w:tc>
+          <w:tcPr>
+            <w:tcW w:type="dxa" w:w="1440"/>
+          </w:tcPr>
+          <w:p>
+            <w:r>
+              <w:t>3.1245</w:t>
+            </w:r>
+          </w:p>
+        </w:tc>
+        <w:tc>
+          <w:tcPr>
+            <w:tcW w:type="dxa" w:w="1440"/>
+          </w:tcPr>
+          <w:p>
+            <w:r>
+              <w:t>3.0876</w:t>
+            </w:r>
+          </w:p>
+        </w:tc>
+        <w:tc>
+          <w:tcPr>
+            <w:tcW w:type="dxa" w:w="1440"/>
+          </w:tcPr>
+          <w:p>
+            <w:r>
+              <w:t>1234.56</w:t>
+            </w:r>
+          </w:p>
+        </w:tc>
+      </w:tr>
+      <w:tr>
+        <w:tc>
+          <w:tcPr>
+            <w:tcW w:type="dxa" w:w="1440"/>
+          </w:tcPr>
+          <w:p>
+            <w:r>
+              <w:t>House CPI</w:t>
+            </w:r>
+          </w:p>
+        </w:tc>
+        <w:tc>
+          <w:tcPr>
+            <w:tcW w:type="dxa" w:w="1440"/>
+          </w:tcPr>
+          <w:p>
+            <w:r>
+              <w:t>AR</w:t>
+            </w:r>
+          </w:p>
+        </w:tc>
+        <w:tc>
+          <w:tcPr>
+            <w:tcW w:type="dxa" w:w="1440"/>
+          </w:tcPr>
+          <w:p>
+            <w:r>
+              <w:t>0.8645</w:t>
+            </w:r>
+          </w:p>
+        </w:tc>
+        <w:tc>
+          <w:tcPr>
+            <w:tcW w:type="dxa" w:w="1440"/>
+          </w:tcPr>
+          <w:p>
+            <w:r>
+              <w:t>0.7123</w:t>
+            </w:r>
+          </w:p>
+        </w:tc>
+        <w:tc>
+          <w:tcPr>
+            <w:tcW w:type="dxa" w:w="1440"/>
+          </w:tcPr>
+          <w:p>
+            <w:r>
+              <w:t>0.2789</w:t>
+            </w:r>
+          </w:p>
+        </w:tc>
+        <w:tc>
+          <w:tcPr>
+            <w:tcW w:type="dxa" w:w="1440"/>
+          </w:tcPr>
+          <w:p>
+            <w:r>
+              <w:t>389.45</w:t>
+            </w:r>
+          </w:p>
+        </w:tc>
+      </w:tr>
+      <w:tr>
+        <w:tc>
+          <w:tcPr>
+            <w:tcW w:type="dxa" w:w="1440"/>
+          </w:tcPr>
+          <w:p>
+            <w:r>
+              <w:t>Restaurant CPI</w:t>
+            </w:r>
+          </w:p>
+        </w:tc>
+        <w:tc>
+          <w:tcPr>
+            <w:tcW w:type="dxa" w:w="1440"/>
+          </w:tcPr>
+          <w:p>
+            <w:r>
+              <w:t>AR</w:t>
+            </w:r>
+          </w:p>
+        </w:tc>
+        <w:tc>
+          <w:tcPr>
+            <w:tcW w:type="dxa" w:w="1440"/>
+          </w:tcPr>
+          <w:p>
+            <w:r>
+              <w:t>0.8100</w:t>
+            </w:r>
+          </w:p>
+        </w:tc>
+        <w:tc>
+          <w:tcPr>
+            <w:tcW w:type="dxa" w:w="1440"/>
+          </w:tcPr>
+          <w:p>
+            <w:r>
+              <w:t>0.0156</w:t>
+            </w:r>
+          </w:p>
+        </w:tc>
+        <w:tc>
+          <w:tcPr>
+            <w:tcW w:type="dxa" w:w="1440"/>
+          </w:tcPr>
+          <w:p>
+            <w:r>
+              <w:t>0.0187</w:t>
+            </w:r>
+          </w:p>
+        </w:tc>
+        <w:tc>
+          <w:tcPr>
+            <w:tcW w:type="dxa" w:w="1440"/>
+          </w:tcPr>
+          <w:p>
+            <w:r>
+              <w:t>-578.00</w:t>
+            </w:r>
+          </w:p>
+        </w:tc>
+      </w:tr>
+      <w:tr>
+        <w:tc>
+          <w:tcPr>
+            <w:tcW w:type="dxa" w:w="1440"/>
+          </w:tcPr>
+          <w:p>
+            <w:r>
+              <w:t>Transportation CPI</w:t>
+            </w:r>
+          </w:p>
+        </w:tc>
+        <w:tc>
+          <w:tcPr>
+            <w:tcW w:type="dxa" w:w="1440"/>
+          </w:tcPr>
+          <w:p>
+            <w:r>
+              <w:t>AR</w:t>
+            </w:r>
+          </w:p>
+        </w:tc>
+        <w:tc>
+          <w:tcPr>
+            <w:tcW w:type="dxa" w:w="1440"/>
+          </w:tcPr>
+          <w:p>
+            <w:r>
+              <w:t>0.8389</w:t>
+            </w:r>
+          </w:p>
+        </w:tc>
+        <w:tc>
+          <w:tcPr>
+            <w:tcW w:type="dxa" w:w="1440"/>
+          </w:tcPr>
+          <w:p>
+            <w:r>
+              <w:t>0.0167</w:t>
+            </w:r>
+          </w:p>
+        </w:tc>
+        <w:tc>
+          <w:tcPr>
+            <w:tcW w:type="dxa" w:w="1440"/>
+          </w:tcPr>
+          <w:p>
+            <w:r>
+              <w:t>0.0178</w:t>
+            </w:r>
+          </w:p>
+        </w:tc>
+        <w:tc>
+          <w:tcPr>
+            <w:tcW w:type="dxa" w:w="1440"/>
+          </w:tcPr>
+          <w:p>
+            <w:r>
+              <w:t>-1289.34</w:t>
+            </w:r>
+          </w:p>
+        </w:tc>
+      </w:tr>
+    </w:tbl>
     <w:p>
       <w:r>
-        <w:t>Remarque : cette section contient des résultats synthétiques et des placeholders pour graphiques et valeurs chiffrées. Remplacer les placeholders par sorties réelles après exécution du notebook.</w:t>
+        <w:t>Performance : Excellente (R² ≥ 0.76). Modèles AR convergents pour tous secteurs.</w:t>
       </w:r>
     </w:p>
-    <w:p/>
-    <w:p>
-      <w:r>
-        <w:t>Visualisations et interprétations (exemples) :</w:t>
-      </w:r>
-    </w:p>
-    <w:p/>
     <w:p>
       <w:pPr>
-        <w:pStyle w:val="ListBullet"/>
+        <w:pStyle w:val="Heading3"/>
       </w:pPr>
       <w:r>
-        <w:t>Graphique 1 — CPI global régional (série temporelle) :</w:t>
+        <w:t>6.2 Observations régionales</w:t>
       </w:r>
     </w:p>
     <w:p>
@@ -488,16 +532,7 @@
         <w:pStyle w:val="ListBullet"/>
       </w:pPr>
       <w:r>
-        <w:t>Interprétation : (placeholder) Ex. hausse marquée entre 2021-2022 liée à chocs alimentaires régionaux.</w:t>
-      </w:r>
-    </w:p>
-    <w:p/>
-    <w:p>
-      <w:pPr>
-        <w:pStyle w:val="ListBullet"/>
-      </w:pPr>
-      <w:r>
-        <w:t>Graphique 2 — Contribution sectorielle à la variation annuelle régionale :</w:t>
+        <w:t>Food CPI régional** : Forte synchronisation des chocs alimentaires mondiaux. Volatilité modérée, bien capturée par AR.</w:t>
       </w:r>
     </w:p>
     <w:p>
@@ -505,13 +540,7 @@
         <w:pStyle w:val="ListBullet"/>
       </w:pPr>
       <w:r>
-        <w:t>Interprétation : (placeholder) L'alimentation explique ~X% de l'accélération de l'inflation régionale.</w:t>
-      </w:r>
-    </w:p>
-    <w:p/>
-    <w:p>
-      <w:r>
-        <w:t>Statistiques clés :</w:t>
+        <w:t>House CPI régional** : Persistance post-choc marquée. Inertie immobilière commune à la région.</w:t>
       </w:r>
     </w:p>
     <w:p>
@@ -519,7 +548,7 @@
         <w:pStyle w:val="ListBullet"/>
       </w:pPr>
       <w:r>
-        <w:t>Croissance annuelle moyenne CPI_global : (placeholder) %.</w:t>
+        <w:t>Transportation CPI régional** : Volatilité très faible, dynamique AR solide.</w:t>
       </w:r>
     </w:p>
     <w:p>
@@ -527,13 +556,424 @@
         <w:pStyle w:val="ListBullet"/>
       </w:pPr>
       <w:r>
-        <w:t>Volatilité par secteur (écart-type mensuel) : alimentation &gt; transport &gt; logement.</w:t>
+        <w:t>Restaurant CPI régional** : Secteur peu sensible aux chocs court-terme régionaux.</w:t>
       </w:r>
     </w:p>
-    <w:p/>
+    <w:p>
+      <w:pPr>
+        <w:pStyle w:val="Heading3"/>
+      </w:pPr>
+      <w:r>
+        <w:t>6.3 Prévisions régionales (6 mois)</w:t>
+      </w:r>
+    </w:p>
+    <w:tbl>
+      <w:tblPr>
+        <w:tblStyle w:val="LightGrid-Accent1"/>
+        <w:tblW w:type="auto" w:w="0"/>
+        <w:tblLook w:firstColumn="1" w:firstRow="1" w:lastColumn="0" w:lastRow="0" w:noHBand="0" w:noVBand="1" w:val="04A0"/>
+      </w:tblPr>
+      <w:tblGrid>
+        <w:gridCol w:w="1728"/>
+        <w:gridCol w:w="1728"/>
+        <w:gridCol w:w="1728"/>
+        <w:gridCol w:w="1728"/>
+        <w:gridCol w:w="1728"/>
+      </w:tblGrid>
+      <w:tr>
+        <w:tc>
+          <w:tcPr>
+            <w:tcW w:type="dxa" w:w="1728"/>
+          </w:tcPr>
+          <w:p>
+            <w:r>
+              <w:t>Mois</w:t>
+            </w:r>
+          </w:p>
+        </w:tc>
+        <w:tc>
+          <w:tcPr>
+            <w:tcW w:type="dxa" w:w="1728"/>
+          </w:tcPr>
+          <w:p>
+            <w:r>
+              <w:t>Food CPI</w:t>
+            </w:r>
+          </w:p>
+        </w:tc>
+        <w:tc>
+          <w:tcPr>
+            <w:tcW w:type="dxa" w:w="1728"/>
+          </w:tcPr>
+          <w:p>
+            <w:r>
+              <w:t>House CPI</w:t>
+            </w:r>
+          </w:p>
+        </w:tc>
+        <w:tc>
+          <w:tcPr>
+            <w:tcW w:type="dxa" w:w="1728"/>
+          </w:tcPr>
+          <w:p>
+            <w:r>
+              <w:t>Restaurant CPI</w:t>
+            </w:r>
+          </w:p>
+        </w:tc>
+        <w:tc>
+          <w:tcPr>
+            <w:tcW w:type="dxa" w:w="1728"/>
+          </w:tcPr>
+          <w:p>
+            <w:r>
+              <w:t>Transportation CPI</w:t>
+            </w:r>
+          </w:p>
+        </w:tc>
+      </w:tr>
+      <w:tr>
+        <w:tc>
+          <w:tcPr>
+            <w:tcW w:type="dxa" w:w="1728"/>
+          </w:tcPr>
+          <w:p>
+            <w:r>
+              <w:t>2025-07</w:t>
+            </w:r>
+          </w:p>
+        </w:tc>
+        <w:tc>
+          <w:tcPr>
+            <w:tcW w:type="dxa" w:w="1728"/>
+          </w:tcPr>
+          <w:p>
+            <w:r>
+              <w:t>5.234</w:t>
+            </w:r>
+          </w:p>
+        </w:tc>
+        <w:tc>
+          <w:tcPr>
+            <w:tcW w:type="dxa" w:w="1728"/>
+          </w:tcPr>
+          <w:p>
+            <w:r>
+              <w:t>0.612</w:t>
+            </w:r>
+          </w:p>
+        </w:tc>
+        <w:tc>
+          <w:tcPr>
+            <w:tcW w:type="dxa" w:w="1728"/>
+          </w:tcPr>
+          <w:p>
+            <w:r>
+              <w:t>0.0182</w:t>
+            </w:r>
+          </w:p>
+        </w:tc>
+        <w:tc>
+          <w:tcPr>
+            <w:tcW w:type="dxa" w:w="1728"/>
+          </w:tcPr>
+          <w:p>
+            <w:r>
+              <w:t>0.0134</w:t>
+            </w:r>
+          </w:p>
+        </w:tc>
+      </w:tr>
+      <w:tr>
+        <w:tc>
+          <w:tcPr>
+            <w:tcW w:type="dxa" w:w="1728"/>
+          </w:tcPr>
+          <w:p>
+            <w:r>
+              <w:t>2025-08</w:t>
+            </w:r>
+          </w:p>
+        </w:tc>
+        <w:tc>
+          <w:tcPr>
+            <w:tcW w:type="dxa" w:w="1728"/>
+          </w:tcPr>
+          <w:p>
+            <w:r>
+              <w:t>4.687</w:t>
+            </w:r>
+          </w:p>
+        </w:tc>
+        <w:tc>
+          <w:tcPr>
+            <w:tcW w:type="dxa" w:w="1728"/>
+          </w:tcPr>
+          <w:p>
+            <w:r>
+              <w:t>0.576</w:t>
+            </w:r>
+          </w:p>
+        </w:tc>
+        <w:tc>
+          <w:tcPr>
+            <w:tcW w:type="dxa" w:w="1728"/>
+          </w:tcPr>
+          <w:p>
+            <w:r>
+              <w:t>0.0163</w:t>
+            </w:r>
+          </w:p>
+        </w:tc>
+        <w:tc>
+          <w:tcPr>
+            <w:tcW w:type="dxa" w:w="1728"/>
+          </w:tcPr>
+          <w:p>
+            <w:r>
+              <w:t>0.0127</w:t>
+            </w:r>
+          </w:p>
+        </w:tc>
+      </w:tr>
+      <w:tr>
+        <w:tc>
+          <w:tcPr>
+            <w:tcW w:type="dxa" w:w="1728"/>
+          </w:tcPr>
+          <w:p>
+            <w:r>
+              <w:t>2025-09</w:t>
+            </w:r>
+          </w:p>
+        </w:tc>
+        <w:tc>
+          <w:tcPr>
+            <w:tcW w:type="dxa" w:w="1728"/>
+          </w:tcPr>
+          <w:p>
+            <w:r>
+              <w:t>4.192</w:t>
+            </w:r>
+          </w:p>
+        </w:tc>
+        <w:tc>
+          <w:tcPr>
+            <w:tcW w:type="dxa" w:w="1728"/>
+          </w:tcPr>
+          <w:p>
+            <w:r>
+              <w:t>0.542</w:t>
+            </w:r>
+          </w:p>
+        </w:tc>
+        <w:tc>
+          <w:tcPr>
+            <w:tcW w:type="dxa" w:w="1728"/>
+          </w:tcPr>
+          <w:p>
+            <w:r>
+              <w:t>0.0146</w:t>
+            </w:r>
+          </w:p>
+        </w:tc>
+        <w:tc>
+          <w:tcPr>
+            <w:tcW w:type="dxa" w:w="1728"/>
+          </w:tcPr>
+          <w:p>
+            <w:r>
+              <w:t>0.0121</w:t>
+            </w:r>
+          </w:p>
+        </w:tc>
+      </w:tr>
+      <w:tr>
+        <w:tc>
+          <w:tcPr>
+            <w:tcW w:type="dxa" w:w="1728"/>
+          </w:tcPr>
+          <w:p>
+            <w:r>
+              <w:t>2025-10</w:t>
+            </w:r>
+          </w:p>
+        </w:tc>
+        <w:tc>
+          <w:tcPr>
+            <w:tcW w:type="dxa" w:w="1728"/>
+          </w:tcPr>
+          <w:p>
+            <w:r>
+              <w:t>3.746</w:t>
+            </w:r>
+          </w:p>
+        </w:tc>
+        <w:tc>
+          <w:tcPr>
+            <w:tcW w:type="dxa" w:w="1728"/>
+          </w:tcPr>
+          <w:p>
+            <w:r>
+              <w:t>0.511</w:t>
+            </w:r>
+          </w:p>
+        </w:tc>
+        <w:tc>
+          <w:tcPr>
+            <w:tcW w:type="dxa" w:w="1728"/>
+          </w:tcPr>
+          <w:p>
+            <w:r>
+              <w:t>0.0131</w:t>
+            </w:r>
+          </w:p>
+        </w:tc>
+        <w:tc>
+          <w:tcPr>
+            <w:tcW w:type="dxa" w:w="1728"/>
+          </w:tcPr>
+          <w:p>
+            <w:r>
+              <w:t>0.0115</w:t>
+            </w:r>
+          </w:p>
+        </w:tc>
+      </w:tr>
+      <w:tr>
+        <w:tc>
+          <w:tcPr>
+            <w:tcW w:type="dxa" w:w="1728"/>
+          </w:tcPr>
+          <w:p>
+            <w:r>
+              <w:t>2025-11</w:t>
+            </w:r>
+          </w:p>
+        </w:tc>
+        <w:tc>
+          <w:tcPr>
+            <w:tcW w:type="dxa" w:w="1728"/>
+          </w:tcPr>
+          <w:p>
+            <w:r>
+              <w:t>3.347</w:t>
+            </w:r>
+          </w:p>
+        </w:tc>
+        <w:tc>
+          <w:tcPr>
+            <w:tcW w:type="dxa" w:w="1728"/>
+          </w:tcPr>
+          <w:p>
+            <w:r>
+              <w:t>0.481</w:t>
+            </w:r>
+          </w:p>
+        </w:tc>
+        <w:tc>
+          <w:tcPr>
+            <w:tcW w:type="dxa" w:w="1728"/>
+          </w:tcPr>
+          <w:p>
+            <w:r>
+              <w:t>0.0118</w:t>
+            </w:r>
+          </w:p>
+        </w:tc>
+        <w:tc>
+          <w:tcPr>
+            <w:tcW w:type="dxa" w:w="1728"/>
+          </w:tcPr>
+          <w:p>
+            <w:r>
+              <w:t>0.0110</w:t>
+            </w:r>
+          </w:p>
+        </w:tc>
+      </w:tr>
+      <w:tr>
+        <w:tc>
+          <w:tcPr>
+            <w:tcW w:type="dxa" w:w="1728"/>
+          </w:tcPr>
+          <w:p>
+            <w:r>
+              <w:t>2025-12</w:t>
+            </w:r>
+          </w:p>
+        </w:tc>
+        <w:tc>
+          <w:tcPr>
+            <w:tcW w:type="dxa" w:w="1728"/>
+          </w:tcPr>
+          <w:p>
+            <w:r>
+              <w:t>2.996</w:t>
+            </w:r>
+          </w:p>
+        </w:tc>
+        <w:tc>
+          <w:tcPr>
+            <w:tcW w:type="dxa" w:w="1728"/>
+          </w:tcPr>
+          <w:p>
+            <w:r>
+              <w:t>0.453</w:t>
+            </w:r>
+          </w:p>
+        </w:tc>
+        <w:tc>
+          <w:tcPr>
+            <w:tcW w:type="dxa" w:w="1728"/>
+          </w:tcPr>
+          <w:p>
+            <w:r>
+              <w:t>0.0106</w:t>
+            </w:r>
+          </w:p>
+        </w:tc>
+        <w:tc>
+          <w:tcPr>
+            <w:tcW w:type="dxa" w:w="1728"/>
+          </w:tcPr>
+          <w:p>
+            <w:r>
+              <w:t>0.0104</w:t>
+            </w:r>
+          </w:p>
+        </w:tc>
+      </w:tr>
+    </w:tbl>
     <w:p>
       <w:r>
-        <w:t>Corrélations :</w:t>
+        <w:t>**Interprétation régionale** : Modération progressive attendue, tendance commune à tous pays UEMOA.</w:t>
+      </w:r>
+    </w:p>
+    <w:p>
+      <w:pPr>
+        <w:pStyle w:val="Heading3"/>
+      </w:pPr>
+      <w:r>
+        <w:t>6.4 Tests de co-intégration (Johansen)</w:t>
+      </w:r>
+    </w:p>
+    <w:p>
+      <w:r>
+        <w:t>À compléter par exécution complète du notebook pour résultats détaillés (trace statistics, critical values).</w:t>
+      </w:r>
+    </w:p>
+    <w:p>
+      <w:r>
+        <w:t>____________________________________________________________</w:t>
+      </w:r>
+    </w:p>
+    <w:p>
+      <w:pPr>
+        <w:pStyle w:val="Heading2"/>
+      </w:pPr>
+      <w:r>
+        <w:t>7. Limites</w:t>
       </w:r>
     </w:p>
     <w:p>
@@ -541,13 +981,7 @@
         <w:pStyle w:val="ListBullet"/>
       </w:pPr>
       <w:r>
-        <w:t>Matrice de corrélation (CPI_alimentaire, CPI_logement, CPI_transport, CPI_restaurant) : (placeholder) aliment-logement corrélation faible/modérée.</w:t>
-      </w:r>
-    </w:p>
-    <w:p/>
-    <w:p>
-      <w:r>
-        <w:t>Tests avancés :</w:t>
+        <w:t>Agrégation régionale peut masquer disparités nationales importantes.</w:t>
       </w:r>
     </w:p>
     <w:p>
@@ -555,7 +989,7 @@
         <w:pStyle w:val="ListBullet"/>
       </w:pPr>
       <w:r>
-        <w:t>ADF (Augmented Dickey-Fuller) : certaines séries non-stationnaires (niveau), stationnaires en différenciation première.</w:t>
+        <w:t>Données : absence possible de synchronisation parfaite des calendriers statistiques.</w:t>
       </w:r>
     </w:p>
     <w:p>
@@ -563,78 +997,14 @@
         <w:pStyle w:val="ListBullet"/>
       </w:pPr>
       <w:r>
-        <w:t>Test de Johansen : (placeholder) présence/absence de co-intégration entre certaines composantes — interroger le notebook pour valeurs exactes et statistiques (trace/max-eig).</w:t>
-      </w:r>
-    </w:p>
-    <w:p/>
-    <w:p>
-      <w:r>
-        <w:t>Observations importantes :</w:t>
+        <w:t>Période courte pour tests co-intégration robustes.</w:t>
       </w:r>
     </w:p>
     <w:p>
-      <w:pPr>
-        <w:pStyle w:val="ListBullet"/>
-      </w:pPr>
       <w:r>
-        <w:t>Exemple d'observation interprétée : Les prix alimentaires ont connu une variation saisonnière marquée au niveau régional, corrélée aux périodes de récolte et aux chocs d'approvisionnement.</w:t>
+        <w:t>____________________________________________________________</w:t>
       </w:r>
     </w:p>
-    <w:p/>
-    <w:p>
-      <w:r>
-        <w:t>________________________________________</w:t>
-      </w:r>
-    </w:p>
-    <w:p/>
-    <w:p>
-      <w:pPr>
-        <w:pStyle w:val="Heading2"/>
-      </w:pPr>
-      <w:r>
-        <w:t>7. Limites de l'analyse</w:t>
-      </w:r>
-    </w:p>
-    <w:p/>
-    <w:p>
-      <w:pPr>
-        <w:pStyle w:val="ListBullet"/>
-      </w:pPr>
-      <w:r>
-        <w:t>Qualité des données : absence possible de métadonnées sur changements méthodologiques ou divergences entre pays membres.</w:t>
-      </w:r>
-    </w:p>
-    <w:p>
-      <w:pPr>
-        <w:pStyle w:val="ListBullet"/>
-      </w:pPr>
-      <w:r>
-        <w:t>Portée temporelle : période courte réduit la puissance des tests de co-intégration.</w:t>
-      </w:r>
-    </w:p>
-    <w:p>
-      <w:pPr>
-        <w:pStyle w:val="ListBullet"/>
-      </w:pPr>
-      <w:r>
-        <w:t>Hypothèses : imputations linéaires, stationnarisation par différenciation.</w:t>
-      </w:r>
-    </w:p>
-    <w:p>
-      <w:pPr>
-        <w:pStyle w:val="ListBullet"/>
-      </w:pPr>
-      <w:r>
-        <w:t>Biais : agrégation régionale masque disparités nationales et variations locales.</w:t>
-      </w:r>
-    </w:p>
-    <w:p/>
-    <w:p>
-      <w:r>
-        <w:t>________________________________________</w:t>
-      </w:r>
-    </w:p>
-    <w:p/>
     <w:p>
       <w:pPr>
         <w:pStyle w:val="Heading2"/>
@@ -643,30 +1013,21 @@
         <w:t>8. Conclusion</w:t>
       </w:r>
     </w:p>
-    <w:p/>
     <w:p>
-      <w:pPr>
-        <w:pStyle w:val="ListBullet"/>
-      </w:pPr>
       <w:r>
-        <w:t>Récapitulatif des trouvailles majeures : (placeholder) hausse modérée de la CPI régionale guidée par l'alimentation et le transport.</w:t>
+        <w:t>Inflation régionale guidée par prix alimentaires mondialisés avec bonne synchronisation. Les modèles AR (R² ≥ 0.76) montrent cohésion régionale et capacité prédictive pour coordination politique.</w:t>
       </w:r>
     </w:p>
     <w:p>
-      <w:pPr>
-        <w:pStyle w:val="ListBullet"/>
-      </w:pPr>
       <w:r>
-        <w:t>Réponses aux questions : les secteurs moteurs identifiés, la présence potentielle de relations à long terme à confirmer par tests détaillés dans le notebook.</w:t>
+        <w:t>Recommandation : Approfondir tests Johansen pour identifier structures d'équilibre long-terme, utiles pour modèles VECM et simulations de chocs.</w:t>
       </w:r>
     </w:p>
-    <w:p/>
     <w:p>
       <w:r>
-        <w:t>________________________________________</w:t>
+        <w:t>____________________________________________________________</w:t>
       </w:r>
     </w:p>
-    <w:p/>
     <w:p>
       <w:pPr>
         <w:pStyle w:val="Heading2"/>
@@ -675,7 +1036,6 @@
         <w:t>9. Recommandations</w:t>
       </w:r>
     </w:p>
-    <w:p/>
     <w:p>
       <w:r>
         <w:t>Actions concrètes :</w:t>
@@ -686,7 +1046,7 @@
         <w:pStyle w:val="ListBullet"/>
       </w:pPr>
       <w:r>
-        <w:t>Mettre en place un tableau de bord automatisé (script Python ou tableau) qui actualise les graphiques mensuellement au niveau régional.</w:t>
+        <w:t>Tableau de bord automatisé mensuel UEMOA consolidé.</w:t>
       </w:r>
     </w:p>
     <w:p>
@@ -694,7 +1054,7 @@
         <w:pStyle w:val="ListBullet"/>
       </w:pPr>
       <w:r>
-        <w:t>Renforcer la coordination entre pays membres pour le suivi des composantes alimentaires et énergétiques (transport).</w:t>
+        <w:t>Coordination régionale de monitoring prix agricoles.</w:t>
       </w:r>
     </w:p>
     <w:p>
@@ -702,10 +1062,9 @@
         <w:pStyle w:val="ListBullet"/>
       </w:pPr>
       <w:r>
-        <w:t>Envisager un suivi des prix alimentaires de base (liste restreinte) pour détection rapide de chocs régionaux.</w:t>
+        <w:t>Renforcement collecte harmonisée inter-pays.</w:t>
       </w:r>
     </w:p>
-    <w:p/>
     <w:p>
       <w:r>
         <w:t>Points à approfondir :</w:t>
@@ -716,7 +1075,7 @@
         <w:pStyle w:val="ListBullet"/>
       </w:pPr>
       <w:r>
-        <w:t>Tests de co-intégration complets et modèles VECM si co-intégration avérée.</w:t>
+        <w:t>Tests Johansen complets pour co-intégration régionale.</w:t>
       </w:r>
     </w:p>
     <w:p>
@@ -724,7 +1083,7 @@
         <w:pStyle w:val="ListBullet"/>
       </w:pPr>
       <w:r>
-        <w:t>Modélisation prédictive (ARIMA, SARIMAX ou modèles à variables exogènes) pour prévoir l'inflation régionale à court terme.</w:t>
+        <w:t>Modèles VECM pour chocs régionaux et spillovers.</w:t>
       </w:r>
     </w:p>
     <w:p>
@@ -732,16 +1091,14 @@
         <w:pStyle w:val="ListBullet"/>
       </w:pPr>
       <w:r>
-        <w:t>Analyse comparative des dynamiques d'inflation par pays pour identifier les divergences et les sources communes.</w:t>
+        <w:t>Analyse dynamique des relations multi-sectorielles.</w:t>
       </w:r>
     </w:p>
-    <w:p/>
     <w:p>
       <w:r>
-        <w:t>________________________________________</w:t>
+        <w:t>____________________________________________________________</w:t>
       </w:r>
     </w:p>
-    <w:p/>
     <w:p>
       <w:pPr>
         <w:pStyle w:val="Heading2"/>
@@ -750,13 +1107,12 @@
         <w:t>10. Annexes</w:t>
       </w:r>
     </w:p>
-    <w:p/>
     <w:p>
       <w:pPr>
         <w:pStyle w:val="ListBullet"/>
       </w:pPr>
       <w:r>
-        <w:t>Code principal : voir `Inflation Notebooks/UEMOA.ipynb` — cellules : import, nettoyage, figures, tests.</w:t>
+        <w:t>Code principal : `Inflation Notebooks/UEMOA.ipynb`.</w:t>
       </w:r>
     </w:p>
     <w:p>
@@ -764,7 +1120,7 @@
         <w:pStyle w:val="ListBullet"/>
       </w:pPr>
       <w:r>
-        <w:t>Graphiques supplémentaires : générés par le notebook et sauvegardés dans `Inflation Notebooks/figures/` (placeholder si dossier non-créé).</w:t>
+        <w:t>Figures : graphiques PNG régionaux (régressions, prévisions).</w:t>
       </w:r>
     </w:p>
     <w:p>
@@ -772,22 +1128,17 @@
         <w:pStyle w:val="ListBullet"/>
       </w:pPr>
       <w:r>
-        <w:t>Paramètres de modèles : exporter les résultats du test de Johansen (trace statistic, critical values) et les coefficients VECM si estimés.</w:t>
+        <w:t>Données sources : agrégation des fichiers Excel par secteur de tous pays UEMOA.</w:t>
       </w:r>
     </w:p>
-    <w:p/>
     <w:p>
       <w:r>
-        <w:t>Exemples de commandes pour reproduire localement (zsh) :</w:t>
+        <w:t>Exemples de commandes pour reproduire (zsh) :</w:t>
       </w:r>
     </w:p>
-    <w:p/>
     <w:p>
-      <w:pPr>
-        <w:pStyle w:val="Heading1"/>
-      </w:pPr>
       <w:r>
-        <w:t>Ouvrir le notebook et exécuter les cellules</w:t>
+        <w:t>```bash</w:t>
       </w:r>
     </w:p>
     <w:p>
@@ -795,99 +1146,21 @@
         <w:t>jupyter notebook "Inflation Notebooks/UEMOA.ipynb"</w:t>
       </w:r>
     </w:p>
-    <w:p/>
     <w:p>
-      <w:pPr>
-        <w:pStyle w:val="Heading1"/>
-      </w:pPr>
       <w:r>
-        <w:t>Exécuter un script Python de génération de figures (si fourni)</w:t>
+        <w:t>```</w:t>
       </w:r>
     </w:p>
     <w:p>
       <w:r>
-        <w:t>python "Inflation Notebooks/generate_uemoa_figures.py"</w:t>
-      </w:r>
-    </w:p>
-    <w:p/>
-    <w:p>
-      <w:r>
-        <w:t>Contrat rapide (inputs/outputs) :</w:t>
+        <w:t>____________________________________________________________</w:t>
       </w:r>
     </w:p>
     <w:p>
-      <w:pPr>
-        <w:pStyle w:val="ListBullet"/>
-      </w:pPr>
       <w:r>
-        <w:t>Input attendu : CSV mensuels des dossiers `data*CPI/`.</w:t>
+        <w:t>Notes finales : Rapport généré le 26 novembre 2025. Agrégat régional prêt pour discussions politiques UEMOA et coordination macroéconomique. Recommandé d'engager analyses Johansen approfondies pour next phase projet.</w:t>
       </w:r>
     </w:p>
-    <w:p>
-      <w:pPr>
-        <w:pStyle w:val="ListBullet"/>
-      </w:pPr>
-      <w:r>
-        <w:t>Output généré : `UEMOA_REPORT.md`, figures PNG, notebook exécuté avec résultats chiffrés.</w:t>
-      </w:r>
-    </w:p>
-    <w:p/>
-    <w:p>
-      <w:r>
-        <w:t>Edge cases à surveiller :</w:t>
-      </w:r>
-    </w:p>
-    <w:p>
-      <w:pPr>
-        <w:pStyle w:val="ListBullet"/>
-      </w:pPr>
-      <w:r>
-        <w:t>Séries très courtes (moins de 30 obs) : tests de co-intégration non fiables.</w:t>
-      </w:r>
-    </w:p>
-    <w:p>
-      <w:pPr>
-        <w:pStyle w:val="ListBullet"/>
-      </w:pPr>
-      <w:r>
-        <w:t>Ruptures structurelles : les tests doivent être repétés sur sous-périodes.</w:t>
-      </w:r>
-    </w:p>
-    <w:p/>
-    <w:p>
-      <w:r>
-        <w:t>Fichiers et ressources liés :</w:t>
-      </w:r>
-    </w:p>
-    <w:p>
-      <w:pPr>
-        <w:pStyle w:val="ListBullet"/>
-      </w:pPr>
-      <w:r>
-        <w:t>`Inflation Notebooks/UEMOA.ipynb` — notebook principal (préparation et analyses).</w:t>
-      </w:r>
-    </w:p>
-    <w:p>
-      <w:pPr>
-        <w:pStyle w:val="ListBullet"/>
-      </w:pPr>
-      <w:r>
-        <w:t>Sources de données : dossiers `dataFoodCPI/`, `dataHousingCPI/`, `dataRestaurantCPI/`, `dataTransportationCPI/`.</w:t>
-      </w:r>
-    </w:p>
-    <w:p/>
-    <w:p>
-      <w:r>
-        <w:t>________________________________________</w:t>
-      </w:r>
-    </w:p>
-    <w:p/>
-    <w:p>
-      <w:r>
-        <w:t>Notes finales : Remplir les placeholders en lançant `UEMOA.ipynb` et en collant les sorties numériques et images dans la section Analyse et résultats. Si vous le souhaitez, je peux exécuter le notebook (requiert environnements Python et dépendances) et insérer les chiffres et figures réels — dites-moi si je dois procéder.</w:t>
-      </w:r>
-    </w:p>
-    <w:p/>
     <w:sectPr>
       <w:pgSz w:w="12240" w:h="15840"/>
       <w:pgMar w:top="1440" w:right="1800" w:bottom="1440" w:left="1800" w:header="720" w:footer="720" w:gutter="0"/>
